--- a/3.docx
+++ b/3.docx
@@ -117,9 +117,20 @@
       </w:r>
     </w:p>
     <w:p>
-      <w:r>
-        <w:rPr>
+      <w:pPr>
+        <w:jc w:val="center"/>
+        <w:rPr>
+          <w:rFonts w:ascii="Times New Roman" w:hAnsi="Times New Roman" w:cs="Times New Roman"/>
+          <w:sz w:val="28"/>
+          <w:szCs w:val="28"/>
+        </w:rPr>
+      </w:pPr>
+      <w:r>
+        <w:rPr>
+          <w:rFonts w:ascii="Times New Roman" w:hAnsi="Times New Roman" w:cs="Times New Roman"/>
           <w:noProof/>
+          <w:sz w:val="28"/>
+          <w:szCs w:val="28"/>
         </w:rPr>
         <w:drawing>
           <wp:inline distT="0" distB="0" distL="0" distR="0" wp14:anchorId="62536E10" wp14:editId="17C3859E">
@@ -164,83 +175,128 @@
         <w:spacing w:before="480" w:after="240" w:line="450" w:lineRule="atLeast"/>
         <w:outlineLvl w:val="2"/>
         <w:rPr>
-          <w:rFonts w:ascii="Segoe UI" w:eastAsia="Times New Roman" w:hAnsi="Segoe UI" w:cs="Segoe UI"/>
-          <w:b/>
-          <w:bCs/>
-          <w:color w:val="0F1115"/>
-          <w:sz w:val="30"/>
-          <w:szCs w:val="30"/>
+          <w:rFonts w:ascii="Times New Roman" w:eastAsia="Times New Roman" w:hAnsi="Times New Roman" w:cs="Times New Roman"/>
+          <w:color w:val="0F1115"/>
+          <w:sz w:val="28"/>
+          <w:szCs w:val="28"/>
           <w:lang w:eastAsia="ru-RU"/>
         </w:rPr>
       </w:pPr>
       <w:r>
         <w:rPr>
-          <w:rFonts w:ascii="Segoe UI" w:eastAsia="Times New Roman" w:hAnsi="Segoe UI" w:cs="Segoe UI"/>
-          <w:b/>
-          <w:bCs/>
-          <w:color w:val="0F1115"/>
-          <w:sz w:val="30"/>
-          <w:szCs w:val="30"/>
+          <w:rFonts w:ascii="Times New Roman" w:eastAsia="Times New Roman" w:hAnsi="Times New Roman" w:cs="Times New Roman"/>
+          <w:color w:val="0F1115"/>
+          <w:sz w:val="28"/>
+          <w:szCs w:val="28"/>
           <w:lang w:eastAsia="ru-RU"/>
         </w:rPr>
         <w:t>3</w:t>
       </w:r>
       <w:r>
         <w:rPr>
-          <w:rFonts w:ascii="Segoe UI" w:eastAsia="Times New Roman" w:hAnsi="Segoe UI" w:cs="Segoe UI"/>
-          <w:b/>
-          <w:bCs/>
-          <w:color w:val="0F1115"/>
-          <w:sz w:val="30"/>
-          <w:szCs w:val="30"/>
+          <w:rFonts w:ascii="Times New Roman" w:eastAsia="Times New Roman" w:hAnsi="Times New Roman" w:cs="Times New Roman"/>
+          <w:color w:val="0F1115"/>
+          <w:sz w:val="28"/>
+          <w:szCs w:val="28"/>
           <w:lang w:eastAsia="ru-RU"/>
         </w:rPr>
         <w:t xml:space="preserve">. </w:t>
       </w:r>
       <w:r>
         <w:rPr>
-          <w:rFonts w:ascii="Segoe UI" w:eastAsia="Times New Roman" w:hAnsi="Segoe UI" w:cs="Segoe UI"/>
-          <w:b/>
-          <w:bCs/>
-          <w:color w:val="0F1115"/>
-          <w:sz w:val="30"/>
-          <w:szCs w:val="30"/>
+          <w:rFonts w:ascii="Times New Roman" w:eastAsia="Times New Roman" w:hAnsi="Times New Roman" w:cs="Times New Roman"/>
+          <w:color w:val="0F1115"/>
+          <w:sz w:val="28"/>
+          <w:szCs w:val="28"/>
           <w:lang w:eastAsia="ru-RU"/>
         </w:rPr>
-        <w:t>Переключиться на </w:t>
-      </w:r>
-      <w:proofErr w:type="spellStart"/>
-      <w:r>
-        <w:rPr>
-          <w:rFonts w:ascii="Consolas" w:eastAsia="Times New Roman" w:hAnsi="Consolas" w:cs="Courier New"/>
-          <w:b/>
-          <w:bCs/>
-          <w:color w:val="0F1115"/>
-          <w:sz w:val="20"/>
-          <w:szCs w:val="20"/>
-          <w:shd w:val="clear" w:color="auto" w:fill="EBEEF2"/>
+        <w:t>Переключи</w:t>
+      </w:r>
+      <w:r>
+        <w:rPr>
+          <w:rFonts w:ascii="Times New Roman" w:eastAsia="Times New Roman" w:hAnsi="Times New Roman" w:cs="Times New Roman"/>
+          <w:color w:val="0F1115"/>
+          <w:sz w:val="28"/>
+          <w:szCs w:val="28"/>
           <w:lang w:eastAsia="ru-RU"/>
         </w:rPr>
-        <w:t>master</w:t>
-      </w:r>
-      <w:proofErr w:type="spellEnd"/>
-      <w:r>
-        <w:rPr>
-          <w:rFonts w:ascii="Segoe UI" w:eastAsia="Times New Roman" w:hAnsi="Segoe UI" w:cs="Segoe UI"/>
-          <w:b/>
-          <w:bCs/>
-          <w:color w:val="0F1115"/>
-          <w:sz w:val="30"/>
-          <w:szCs w:val="30"/>
+        <w:t>лись</w:t>
+      </w:r>
+      <w:r>
+        <w:rPr>
+          <w:rFonts w:ascii="Times New Roman" w:eastAsia="Times New Roman" w:hAnsi="Times New Roman" w:cs="Times New Roman"/>
+          <w:color w:val="0F1115"/>
+          <w:sz w:val="28"/>
+          <w:szCs w:val="28"/>
           <w:lang w:eastAsia="ru-RU"/>
         </w:rPr>
-        <w:t> и обновить его</w:t>
-      </w:r>
-    </w:p>
-    <w:p>
-      <w:r>
-        <w:rPr>
+        <w:t xml:space="preserve"> на</w:t>
+      </w:r>
+      <w:r>
+        <w:rPr>
+          <w:rFonts w:ascii="Times New Roman" w:eastAsia="Times New Roman" w:hAnsi="Times New Roman" w:cs="Times New Roman"/>
+          <w:color w:val="0F1115"/>
+          <w:sz w:val="28"/>
+          <w:szCs w:val="28"/>
+          <w:lang w:eastAsia="ru-RU"/>
+        </w:rPr>
+        <w:t xml:space="preserve"> </w:t>
+      </w:r>
+      <w:r>
+        <w:rPr>
+          <w:rFonts w:ascii="Times New Roman" w:eastAsia="Times New Roman" w:hAnsi="Times New Roman" w:cs="Times New Roman"/>
+          <w:color w:val="0F1115"/>
+          <w:sz w:val="28"/>
+          <w:szCs w:val="28"/>
+          <w:lang w:val="en-US" w:eastAsia="ru-RU"/>
+        </w:rPr>
+        <w:t>main</w:t>
+      </w:r>
+      <w:r>
+        <w:rPr>
+          <w:rFonts w:ascii="Times New Roman" w:eastAsia="Times New Roman" w:hAnsi="Times New Roman" w:cs="Times New Roman"/>
+          <w:color w:val="0F1115"/>
+          <w:sz w:val="28"/>
+          <w:szCs w:val="28"/>
+          <w:lang w:eastAsia="ru-RU"/>
+        </w:rPr>
+        <w:t> и обнови</w:t>
+      </w:r>
+      <w:r>
+        <w:rPr>
+          <w:rFonts w:ascii="Times New Roman" w:eastAsia="Times New Roman" w:hAnsi="Times New Roman" w:cs="Times New Roman"/>
+          <w:color w:val="0F1115"/>
+          <w:sz w:val="28"/>
+          <w:szCs w:val="28"/>
+          <w:lang w:eastAsia="ru-RU"/>
+        </w:rPr>
+        <w:t>ли</w:t>
+      </w:r>
+      <w:r>
+        <w:rPr>
+          <w:rFonts w:ascii="Times New Roman" w:eastAsia="Times New Roman" w:hAnsi="Times New Roman" w:cs="Times New Roman"/>
+          <w:color w:val="0F1115"/>
+          <w:sz w:val="28"/>
+          <w:szCs w:val="28"/>
+          <w:lang w:eastAsia="ru-RU"/>
+        </w:rPr>
+        <w:t xml:space="preserve"> его</w:t>
+      </w:r>
+    </w:p>
+    <w:p>
+      <w:pPr>
+        <w:rPr>
+          <w:rFonts w:ascii="Times New Roman" w:hAnsi="Times New Roman" w:cs="Times New Roman"/>
+          <w:sz w:val="28"/>
+          <w:szCs w:val="28"/>
+        </w:rPr>
+      </w:pPr>
+      <w:r>
+        <w:rPr>
+          <w:rFonts w:ascii="Times New Roman" w:hAnsi="Times New Roman" w:cs="Times New Roman"/>
           <w:noProof/>
+          <w:sz w:val="28"/>
+          <w:szCs w:val="28"/>
         </w:rPr>
         <w:drawing>
           <wp:inline distT="0" distB="0" distL="0" distR="0" wp14:anchorId="661CF46E" wp14:editId="013E60F0">
@@ -279,53 +335,85 @@
         </w:drawing>
       </w:r>
     </w:p>
-    <w:p/>
     <w:p>
       <w:pPr>
         <w:pStyle w:val="3"/>
         <w:shd w:val="clear" w:color="auto" w:fill="FFFFFF"/>
         <w:spacing w:before="480" w:beforeAutospacing="0" w:after="240" w:afterAutospacing="0" w:line="450" w:lineRule="atLeast"/>
         <w:rPr>
-          <w:rFonts w:ascii="Segoe UI" w:hAnsi="Segoe UI" w:cs="Segoe UI"/>
-          <w:color w:val="0F1115"/>
-          <w:sz w:val="30"/>
-          <w:szCs w:val="30"/>
-        </w:rPr>
-      </w:pPr>
-      <w:r>
-        <w:rPr>
+          <w:b w:val="0"/>
+          <w:bCs w:val="0"/>
+          <w:color w:val="0F1115"/>
+          <w:sz w:val="28"/>
+          <w:szCs w:val="28"/>
+        </w:rPr>
+      </w:pPr>
+      <w:r>
+        <w:rPr>
+          <w:b w:val="0"/>
+          <w:bCs w:val="0"/>
+          <w:sz w:val="28"/>
+          <w:szCs w:val="28"/>
           <w:lang w:val="en-US"/>
         </w:rPr>
         <w:t>4.</w:t>
       </w:r>
       <w:r>
         <w:rPr>
-          <w:rFonts w:ascii="Segoe UI" w:hAnsi="Segoe UI" w:cs="Segoe UI"/>
-          <w:color w:val="0F1115"/>
-          <w:sz w:val="30"/>
-          <w:szCs w:val="30"/>
+          <w:b w:val="0"/>
+          <w:bCs w:val="0"/>
+          <w:color w:val="0F1115"/>
+          <w:sz w:val="28"/>
+          <w:szCs w:val="28"/>
         </w:rPr>
         <w:t xml:space="preserve"> </w:t>
       </w:r>
       <w:r>
         <w:rPr>
-          <w:rFonts w:ascii="Segoe UI" w:hAnsi="Segoe UI" w:cs="Segoe UI"/>
-          <w:color w:val="0F1115"/>
-          <w:sz w:val="30"/>
-          <w:szCs w:val="30"/>
-        </w:rPr>
-        <w:t>Создать новую ветку</w:t>
-      </w:r>
-    </w:p>
-    <w:p>
-      <w:pPr>
-        <w:rPr>
+          <w:b w:val="0"/>
+          <w:bCs w:val="0"/>
+          <w:color w:val="0F1115"/>
+          <w:sz w:val="28"/>
+          <w:szCs w:val="28"/>
+        </w:rPr>
+        <w:t>Созда</w:t>
+      </w:r>
+      <w:r>
+        <w:rPr>
+          <w:b w:val="0"/>
+          <w:bCs w:val="0"/>
+          <w:color w:val="0F1115"/>
+          <w:sz w:val="28"/>
+          <w:szCs w:val="28"/>
+        </w:rPr>
+        <w:t>ли</w:t>
+      </w:r>
+      <w:r>
+        <w:rPr>
+          <w:b w:val="0"/>
+          <w:bCs w:val="0"/>
+          <w:color w:val="0F1115"/>
+          <w:sz w:val="28"/>
+          <w:szCs w:val="28"/>
+        </w:rPr>
+        <w:t xml:space="preserve"> новую ветку</w:t>
+      </w:r>
+    </w:p>
+    <w:p>
+      <w:pPr>
+        <w:rPr>
+          <w:rFonts w:ascii="Times New Roman" w:hAnsi="Times New Roman" w:cs="Times New Roman"/>
+          <w:sz w:val="28"/>
+          <w:szCs w:val="28"/>
           <w:lang w:val="en-US"/>
         </w:rPr>
       </w:pPr>
       <w:r>
         <w:rPr>
+          <w:rFonts w:ascii="Times New Roman" w:hAnsi="Times New Roman" w:cs="Times New Roman"/>
           <w:noProof/>
+          <w:sz w:val="28"/>
+          <w:szCs w:val="28"/>
         </w:rPr>
         <w:drawing>
           <wp:inline distT="0" distB="0" distL="0" distR="0" wp14:anchorId="0CD50019" wp14:editId="7B86048A">
@@ -367,6 +455,9 @@
     <w:p>
       <w:pPr>
         <w:rPr>
+          <w:rFonts w:ascii="Times New Roman" w:hAnsi="Times New Roman" w:cs="Times New Roman"/>
+          <w:sz w:val="28"/>
+          <w:szCs w:val="28"/>
           <w:lang w:val="en-US"/>
         </w:rPr>
       </w:pPr>
@@ -377,39 +468,72 @@
         <w:shd w:val="clear" w:color="auto" w:fill="FFFFFF"/>
         <w:spacing w:before="480" w:beforeAutospacing="0" w:after="240" w:afterAutospacing="0" w:line="450" w:lineRule="atLeast"/>
         <w:rPr>
-          <w:rFonts w:ascii="Segoe UI" w:hAnsi="Segoe UI" w:cs="Segoe UI"/>
-          <w:color w:val="0F1115"/>
-          <w:sz w:val="30"/>
-          <w:szCs w:val="30"/>
-        </w:rPr>
-      </w:pPr>
-      <w:r>
-        <w:rPr>
-          <w:rFonts w:ascii="Segoe UI" w:hAnsi="Segoe UI" w:cs="Segoe UI"/>
-          <w:color w:val="0F1115"/>
-          <w:sz w:val="30"/>
-          <w:szCs w:val="30"/>
+          <w:b w:val="0"/>
+          <w:bCs w:val="0"/>
+          <w:color w:val="0F1115"/>
+          <w:sz w:val="28"/>
+          <w:szCs w:val="28"/>
+        </w:rPr>
+      </w:pPr>
+      <w:r>
+        <w:rPr>
+          <w:b w:val="0"/>
+          <w:bCs w:val="0"/>
+          <w:color w:val="0F1115"/>
+          <w:sz w:val="28"/>
+          <w:szCs w:val="28"/>
         </w:rPr>
         <w:t> </w:t>
       </w:r>
       <w:r>
         <w:rPr>
-          <w:rFonts w:ascii="Segoe UI" w:hAnsi="Segoe UI" w:cs="Segoe UI"/>
-          <w:color w:val="0F1115"/>
-          <w:sz w:val="30"/>
-          <w:szCs w:val="30"/>
-          <w:lang w:val="en-US"/>
+          <w:b w:val="0"/>
+          <w:bCs w:val="0"/>
+          <w:color w:val="0F1115"/>
+          <w:sz w:val="28"/>
+          <w:szCs w:val="28"/>
         </w:rPr>
         <w:t xml:space="preserve">5. </w:t>
       </w:r>
       <w:r>
         <w:rPr>
-          <w:rFonts w:ascii="Segoe UI" w:hAnsi="Segoe UI" w:cs="Segoe UI"/>
-          <w:color w:val="0F1115"/>
-          <w:sz w:val="30"/>
-          <w:szCs w:val="30"/>
-        </w:rPr>
-        <w:t>Внести изменения в код</w:t>
+          <w:b w:val="0"/>
+          <w:bCs w:val="0"/>
+          <w:color w:val="0F1115"/>
+          <w:sz w:val="28"/>
+          <w:szCs w:val="28"/>
+        </w:rPr>
+        <w:t>Внес</w:t>
+      </w:r>
+      <w:r>
+        <w:rPr>
+          <w:b w:val="0"/>
+          <w:bCs w:val="0"/>
+          <w:color w:val="0F1115"/>
+          <w:sz w:val="28"/>
+          <w:szCs w:val="28"/>
+        </w:rPr>
+        <w:t xml:space="preserve">ли </w:t>
+      </w:r>
+      <w:r>
+        <w:rPr>
+          <w:b w:val="0"/>
+          <w:bCs w:val="0"/>
+          <w:color w:val="0F1115"/>
+          <w:sz w:val="28"/>
+          <w:szCs w:val="28"/>
+        </w:rPr>
+        <w:t>изменения в код</w:t>
+      </w:r>
+      <w:r>
+        <w:rPr>
+          <w:b w:val="0"/>
+          <w:bCs w:val="0"/>
+          <w:color w:val="0F1115"/>
+          <w:sz w:val="28"/>
+          <w:szCs w:val="28"/>
+        </w:rPr>
+        <w:t>:</w:t>
       </w:r>
     </w:p>
     <w:p>
@@ -417,9 +541,32 @@
         <w:pStyle w:val="3"/>
         <w:shd w:val="clear" w:color="auto" w:fill="FFFFFF"/>
         <w:spacing w:before="480" w:beforeAutospacing="0" w:after="240" w:afterAutospacing="0" w:line="450" w:lineRule="atLeast"/>
-      </w:pPr>
-      <w:r>
-        <w:t>- добавьте комментарий, поясняющий строку с условным выражением</w:t>
+        <w:rPr>
+          <w:b w:val="0"/>
+          <w:bCs w:val="0"/>
+          <w:color w:val="0F1115"/>
+          <w:sz w:val="28"/>
+          <w:szCs w:val="28"/>
+        </w:rPr>
+      </w:pPr>
+      <w:r>
+        <w:rPr>
+          <w:b w:val="0"/>
+          <w:bCs w:val="0"/>
+          <w:color w:val="0F1115"/>
+          <w:sz w:val="28"/>
+          <w:szCs w:val="28"/>
+        </w:rPr>
+        <w:t>Добавили</w:t>
+      </w:r>
+      <w:r>
+        <w:rPr>
+          <w:b w:val="0"/>
+          <w:bCs w:val="0"/>
+          <w:sz w:val="28"/>
+          <w:szCs w:val="28"/>
+        </w:rPr>
+        <w:t xml:space="preserve"> комментарий, поясняющий строку с условным выражением</w:t>
       </w:r>
     </w:p>
     <w:p>
@@ -428,10 +575,11 @@
         <w:shd w:val="clear" w:color="auto" w:fill="FFFFFF"/>
         <w:spacing w:before="480" w:beforeAutospacing="0" w:after="240" w:afterAutospacing="0" w:line="450" w:lineRule="atLeast"/>
         <w:rPr>
-          <w:rFonts w:ascii="Segoe UI" w:hAnsi="Segoe UI" w:cs="Segoe UI"/>
-          <w:color w:val="0F1115"/>
-          <w:sz w:val="30"/>
-          <w:szCs w:val="30"/>
+          <w:b w:val="0"/>
+          <w:bCs w:val="0"/>
+          <w:color w:val="0F1115"/>
+          <w:sz w:val="28"/>
+          <w:szCs w:val="28"/>
         </w:rPr>
       </w:pPr>
     </w:p>
@@ -441,16 +589,22 @@
         <w:shd w:val="clear" w:color="auto" w:fill="FFFFFF"/>
         <w:spacing w:before="480" w:beforeAutospacing="0" w:after="240" w:afterAutospacing="0" w:line="450" w:lineRule="atLeast"/>
         <w:rPr>
-          <w:rFonts w:ascii="Segoe UI" w:hAnsi="Segoe UI" w:cs="Segoe UI"/>
-          <w:color w:val="0F1115"/>
-          <w:sz w:val="30"/>
-          <w:szCs w:val="30"/>
-        </w:rPr>
-      </w:pPr>
-      <w:r>
-        <w:rPr>
+          <w:b w:val="0"/>
+          <w:bCs w:val="0"/>
+          <w:color w:val="0F1115"/>
+          <w:sz w:val="28"/>
+          <w:szCs w:val="28"/>
+        </w:rPr>
+      </w:pPr>
+      <w:r>
+        <w:rPr>
+          <w:b w:val="0"/>
+          <w:bCs w:val="0"/>
           <w:noProof/>
-        </w:rPr>
+          <w:sz w:val="28"/>
+          <w:szCs w:val="28"/>
+        </w:rPr>
+        <w:lastRenderedPageBreak/>
         <w:drawing>
           <wp:inline distT="0" distB="0" distL="0" distR="0" wp14:anchorId="7B220239" wp14:editId="0809E385">
             <wp:extent cx="5940425" cy="2774950"/>
@@ -490,18 +644,248 @@
     </w:p>
     <w:p>
       <w:pPr>
-        <w:rPr>
+        <w:pStyle w:val="3"/>
+        <w:shd w:val="clear" w:color="auto" w:fill="FFFFFF"/>
+        <w:spacing w:before="480" w:beforeAutospacing="0" w:after="240" w:afterAutospacing="0" w:line="450" w:lineRule="atLeast"/>
+        <w:rPr>
+          <w:b w:val="0"/>
+          <w:bCs w:val="0"/>
+          <w:color w:val="0F1115"/>
+          <w:sz w:val="28"/>
+          <w:szCs w:val="28"/>
+        </w:rPr>
+      </w:pPr>
+      <w:r>
+        <w:rPr>
+          <w:b w:val="0"/>
+          <w:bCs w:val="0"/>
+          <w:color w:val="0F1115"/>
+          <w:sz w:val="28"/>
+          <w:szCs w:val="28"/>
           <w:lang w:val="en-US"/>
         </w:rPr>
-      </w:pPr>
+        <w:t xml:space="preserve">6. </w:t>
+      </w:r>
+      <w:r>
+        <w:rPr>
+          <w:b w:val="0"/>
+          <w:bCs w:val="0"/>
+          <w:color w:val="0F1115"/>
+          <w:sz w:val="28"/>
+          <w:szCs w:val="28"/>
+        </w:rPr>
+        <w:t>Зафиксирова</w:t>
+      </w:r>
+      <w:r>
+        <w:rPr>
+          <w:b w:val="0"/>
+          <w:bCs w:val="0"/>
+          <w:color w:val="0F1115"/>
+          <w:sz w:val="28"/>
+          <w:szCs w:val="28"/>
+        </w:rPr>
+        <w:t>ли</w:t>
+      </w:r>
+      <w:r>
+        <w:rPr>
+          <w:b w:val="0"/>
+          <w:bCs w:val="0"/>
+          <w:color w:val="0F1115"/>
+          <w:sz w:val="28"/>
+          <w:szCs w:val="28"/>
+        </w:rPr>
+        <w:t xml:space="preserve"> изменения кода</w:t>
+      </w:r>
+    </w:p>
+    <w:p>
+      <w:pPr>
+        <w:rPr>
+          <w:rFonts w:ascii="Times New Roman" w:hAnsi="Times New Roman" w:cs="Times New Roman"/>
+          <w:sz w:val="28"/>
+          <w:szCs w:val="28"/>
+          <w:lang w:val="en-US"/>
+        </w:rPr>
+      </w:pPr>
+      <w:r>
+        <w:rPr>
+          <w:rFonts w:ascii="Times New Roman" w:hAnsi="Times New Roman" w:cs="Times New Roman"/>
+          <w:noProof/>
+          <w:sz w:val="28"/>
+          <w:szCs w:val="28"/>
+        </w:rPr>
+        <w:drawing>
+          <wp:inline distT="0" distB="0" distL="0" distR="0" wp14:anchorId="775CC639" wp14:editId="768F89E9">
+            <wp:extent cx="5940425" cy="1886585"/>
+            <wp:effectExtent l="0" t="0" r="3175" b="0"/>
+            <wp:docPr id="7" name="Рисунок 7"/>
+            <wp:cNvGraphicFramePr>
+              <a:graphicFrameLocks xmlns:a="http://schemas.openxmlformats.org/drawingml/2006/main" noChangeAspect="1"/>
+            </wp:cNvGraphicFramePr>
+            <a:graphic xmlns:a="http://schemas.openxmlformats.org/drawingml/2006/main">
+              <a:graphicData uri="http://schemas.openxmlformats.org/drawingml/2006/picture">
+                <pic:pic xmlns:pic="http://schemas.openxmlformats.org/drawingml/2006/picture">
+                  <pic:nvPicPr>
+                    <pic:cNvPr id="1" name=""/>
+                    <pic:cNvPicPr/>
+                  </pic:nvPicPr>
+                  <pic:blipFill>
+                    <a:blip r:embed="rId10"/>
+                    <a:stretch>
+                      <a:fillRect/>
+                    </a:stretch>
+                  </pic:blipFill>
+                  <pic:spPr>
+                    <a:xfrm>
+                      <a:off x="0" y="0"/>
+                      <a:ext cx="5940425" cy="1886585"/>
+                    </a:xfrm>
+                    <a:prstGeom prst="rect">
+                      <a:avLst/>
+                    </a:prstGeom>
+                  </pic:spPr>
+                </pic:pic>
+              </a:graphicData>
+            </a:graphic>
+          </wp:inline>
+        </w:drawing>
+      </w:r>
+    </w:p>
+    <w:p>
+      <w:pPr>
+        <w:rPr>
+          <w:rFonts w:ascii="Times New Roman" w:hAnsi="Times New Roman" w:cs="Times New Roman"/>
+          <w:sz w:val="28"/>
+          <w:szCs w:val="28"/>
+          <w:lang w:val="en-US"/>
+        </w:rPr>
+      </w:pPr>
+    </w:p>
+    <w:p>
+      <w:pPr>
+        <w:pStyle w:val="3"/>
+        <w:shd w:val="clear" w:color="auto" w:fill="FFFFFF"/>
+        <w:spacing w:before="480" w:beforeAutospacing="0" w:after="240" w:afterAutospacing="0" w:line="450" w:lineRule="atLeast"/>
+        <w:rPr>
+          <w:b w:val="0"/>
+          <w:bCs w:val="0"/>
+          <w:color w:val="0F1115"/>
+          <w:sz w:val="28"/>
+          <w:szCs w:val="28"/>
+          <w:lang w:val="en-US"/>
+        </w:rPr>
+      </w:pPr>
+      <w:r>
+        <w:rPr>
+          <w:b w:val="0"/>
+          <w:bCs w:val="0"/>
+          <w:sz w:val="28"/>
+          <w:szCs w:val="28"/>
+          <w:lang w:val="en-US"/>
+        </w:rPr>
+        <w:t xml:space="preserve">7. </w:t>
+      </w:r>
+      <w:r>
+        <w:rPr>
+          <w:b w:val="0"/>
+          <w:bCs w:val="0"/>
+          <w:color w:val="0F1115"/>
+          <w:sz w:val="28"/>
+          <w:szCs w:val="28"/>
+        </w:rPr>
+        <w:t>Созда</w:t>
+      </w:r>
+      <w:r>
+        <w:rPr>
+          <w:b w:val="0"/>
+          <w:bCs w:val="0"/>
+          <w:color w:val="0F1115"/>
+          <w:sz w:val="28"/>
+          <w:szCs w:val="28"/>
+        </w:rPr>
+        <w:t>ли</w:t>
+      </w:r>
+      <w:r>
+        <w:rPr>
+          <w:b w:val="0"/>
+          <w:bCs w:val="0"/>
+          <w:color w:val="0F1115"/>
+          <w:sz w:val="28"/>
+          <w:szCs w:val="28"/>
+        </w:rPr>
+        <w:t xml:space="preserve"> файл отчёта</w:t>
+      </w:r>
+      <w:r>
+        <w:rPr>
+          <w:b w:val="0"/>
+          <w:bCs w:val="0"/>
+          <w:color w:val="0F1115"/>
+          <w:sz w:val="28"/>
+          <w:szCs w:val="28"/>
+          <w:lang w:val="en-US"/>
+        </w:rPr>
+        <w:t xml:space="preserve"> 3.docx</w:t>
+      </w:r>
+    </w:p>
+    <w:p>
+      <w:pPr>
+        <w:rPr>
+          <w:rFonts w:ascii="Times New Roman" w:hAnsi="Times New Roman" w:cs="Times New Roman"/>
+          <w:sz w:val="28"/>
+          <w:szCs w:val="28"/>
+          <w:lang w:val="en-US"/>
+        </w:rPr>
+      </w:pPr>
+      <w:r>
+        <w:rPr>
+          <w:rFonts w:ascii="Times New Roman" w:hAnsi="Times New Roman" w:cs="Times New Roman"/>
+          <w:noProof/>
+          <w:sz w:val="28"/>
+          <w:szCs w:val="28"/>
+        </w:rPr>
+        <w:drawing>
+          <wp:inline distT="0" distB="0" distL="0" distR="0" wp14:anchorId="1ECAA0A7" wp14:editId="6823E5E5">
+            <wp:extent cx="5940425" cy="2191385"/>
+            <wp:effectExtent l="0" t="0" r="3175" b="0"/>
+            <wp:docPr id="8" name="Рисунок 8"/>
+            <wp:cNvGraphicFramePr>
+              <a:graphicFrameLocks xmlns:a="http://schemas.openxmlformats.org/drawingml/2006/main" noChangeAspect="1"/>
+            </wp:cNvGraphicFramePr>
+            <a:graphic xmlns:a="http://schemas.openxmlformats.org/drawingml/2006/main">
+              <a:graphicData uri="http://schemas.openxmlformats.org/drawingml/2006/picture">
+                <pic:pic xmlns:pic="http://schemas.openxmlformats.org/drawingml/2006/picture">
+                  <pic:nvPicPr>
+                    <pic:cNvPr id="1" name=""/>
+                    <pic:cNvPicPr/>
+                  </pic:nvPicPr>
+                  <pic:blipFill>
+                    <a:blip r:embed="rId11"/>
+                    <a:stretch>
+                      <a:fillRect/>
+                    </a:stretch>
+                  </pic:blipFill>
+                  <pic:spPr>
+                    <a:xfrm>
+                      <a:off x="0" y="0"/>
+                      <a:ext cx="5940425" cy="2191385"/>
+                    </a:xfrm>
+                    <a:prstGeom prst="rect">
+                      <a:avLst/>
+                    </a:prstGeom>
+                  </pic:spPr>
+                </pic:pic>
+              </a:graphicData>
+            </a:graphic>
+          </wp:inline>
+        </w:drawing>
+      </w:r>
     </w:p>
     <w:sectPr>
-      <w:headerReference w:type="even" r:id="rId10"/>
-      <w:headerReference w:type="default" r:id="rId11"/>
-      <w:footerReference w:type="even" r:id="rId12"/>
-      <w:footerReference w:type="default" r:id="rId13"/>
-      <w:headerReference w:type="first" r:id="rId14"/>
-      <w:footerReference w:type="first" r:id="rId15"/>
+      <w:headerReference w:type="even" r:id="rId12"/>
+      <w:headerReference w:type="default" r:id="rId13"/>
+      <w:footerReference w:type="even" r:id="rId14"/>
+      <w:footerReference w:type="default" r:id="rId15"/>
+      <w:headerReference w:type="first" r:id="rId16"/>
+      <w:footerReference w:type="first" r:id="rId17"/>
       <w:pgSz w:w="11906" w:h="16838"/>
       <w:pgMar w:top="1134" w:right="850" w:bottom="1134" w:left="1701" w:header="708" w:footer="708" w:gutter="0"/>
       <w:cols w:space="708"/>
